--- a/manuscript/word/volume_01/arc_02/ch_066.docx
+++ b/manuscript/word/volume_01/arc_02/ch_066.docx
@@ -15,7 +15,7 @@
         </w:rPr>
         <w:t>PHÁ TRỜI</w:t>
         <w:br/>
-        <w:t>CHƯƠNG 66: TAM GIÁC PHONG ẤN</w:t>
+        <w:t>CHƯƠNG 66</w:t>
       </w:r>
     </w:p>
     <w:p>
@@ -33,6 +33,141 @@
       </w:r>
     </w:p>
     <w:p/>
+    <w:p>
+      <w:pPr>
+        <w:spacing w:line="300" w:lineRule="auto" w:after="120"/>
+        <w:ind w:firstLine="432"/>
+        <w:jc w:val="both"/>
+      </w:pPr>
+      <w:r>
+        <w:rPr>
+          <w:rFonts w:ascii="Times New Roman" w:hAnsi="Times New Roman"/>
+          <w:color w:val="141414"/>
+          <w:sz w:val="24"/>
+        </w:rPr>
+        <w:t>---</w:t>
+      </w:r>
+    </w:p>
+    <w:p>
+      <w:pPr>
+        <w:spacing w:line="300" w:lineRule="auto" w:after="120"/>
+        <w:ind w:firstLine="432"/>
+        <w:jc w:val="both"/>
+      </w:pPr>
+      <w:r>
+        <w:rPr>
+          <w:rFonts w:ascii="Times New Roman" w:hAnsi="Times New Roman"/>
+          <w:color w:val="141414"/>
+          <w:sz w:val="24"/>
+        </w:rPr>
+        <w:t>chapter: 66</w:t>
+      </w:r>
+    </w:p>
+    <w:p>
+      <w:pPr>
+        <w:spacing w:line="300" w:lineRule="auto" w:after="120"/>
+        <w:ind w:firstLine="432"/>
+        <w:jc w:val="both"/>
+      </w:pPr>
+      <w:r>
+        <w:rPr>
+          <w:rFonts w:ascii="Times New Roman" w:hAnsi="Times New Roman"/>
+          <w:color w:val="141414"/>
+          <w:sz w:val="24"/>
+        </w:rPr>
+        <w:t>title: "Tam Giác Phong Ấn"</w:t>
+      </w:r>
+    </w:p>
+    <w:p>
+      <w:pPr>
+        <w:spacing w:line="300" w:lineRule="auto" w:after="120"/>
+        <w:ind w:firstLine="432"/>
+        <w:jc w:val="both"/>
+      </w:pPr>
+      <w:r>
+        <w:rPr>
+          <w:rFonts w:ascii="Times New Roman" w:hAnsi="Times New Roman"/>
+          <w:color w:val="141414"/>
+          <w:sz w:val="24"/>
+        </w:rPr>
+        <w:t>volume: 1</w:t>
+      </w:r>
+    </w:p>
+    <w:p>
+      <w:pPr>
+        <w:spacing w:line="300" w:lineRule="auto" w:after="120"/>
+        <w:ind w:firstLine="432"/>
+        <w:jc w:val="both"/>
+      </w:pPr>
+      <w:r>
+        <w:rPr>
+          <w:rFonts w:ascii="Times New Roman" w:hAnsi="Times New Roman"/>
+          <w:color w:val="141414"/>
+          <w:sz w:val="24"/>
+        </w:rPr>
+        <w:t>arc: 2</w:t>
+      </w:r>
+    </w:p>
+    <w:p>
+      <w:pPr>
+        <w:spacing w:line="300" w:lineRule="auto" w:after="120"/>
+        <w:ind w:firstLine="432"/>
+        <w:jc w:val="both"/>
+      </w:pPr>
+      <w:r>
+        <w:rPr>
+          <w:rFonts w:ascii="Times New Roman" w:hAnsi="Times New Roman"/>
+          <w:color w:val="141414"/>
+          <w:sz w:val="24"/>
+        </w:rPr>
+        <w:t>word_count: 3523</w:t>
+      </w:r>
+    </w:p>
+    <w:p>
+      <w:pPr>
+        <w:spacing w:line="300" w:lineRule="auto" w:after="120"/>
+        <w:ind w:firstLine="432"/>
+        <w:jc w:val="both"/>
+      </w:pPr>
+      <w:r>
+        <w:rPr>
+          <w:rFonts w:ascii="Times New Roman" w:hAnsi="Times New Roman"/>
+          <w:color w:val="141414"/>
+          <w:sz w:val="24"/>
+        </w:rPr>
+        <w:t>date: "2026-10-20"</w:t>
+      </w:r>
+    </w:p>
+    <w:p>
+      <w:pPr>
+        <w:spacing w:line="300" w:lineRule="auto" w:after="120"/>
+        <w:ind w:firstLine="432"/>
+        <w:jc w:val="both"/>
+      </w:pPr>
+      <w:r>
+        <w:rPr>
+          <w:rFonts w:ascii="Times New Roman" w:hAnsi="Times New Roman"/>
+          <w:color w:val="141414"/>
+          <w:sz w:val="24"/>
+        </w:rPr>
+        <w:t>location: "Viện Địa tầng Đô thị (Quận 1) &amp; Phòng trọ Nơ Trang Long (Bình Thạnh, TP.HCM)"</w:t>
+      </w:r>
+    </w:p>
+    <w:p>
+      <w:pPr>
+        <w:spacing w:line="300" w:lineRule="auto" w:after="120"/>
+        <w:ind w:firstLine="432"/>
+        <w:jc w:val="both"/>
+      </w:pPr>
+      <w:r>
+        <w:rPr>
+          <w:rFonts w:ascii="Times New Roman" w:hAnsi="Times New Roman"/>
+          <w:color w:val="141414"/>
+          <w:sz w:val="24"/>
+        </w:rPr>
+        <w:t>---</w:t>
+      </w:r>
+    </w:p>
     <w:p>
       <w:pPr>
         <w:spacing w:line="300" w:lineRule="auto" w:after="120"/>
@@ -180,7 +315,7 @@
           <w:color w:val="141414"/>
           <w:sz w:val="24"/>
         </w:rPr>
-        <w:t>"Bắt sống được Richard Wong không bác?" Tôi hỏi, trong lòng đã biết rõ kết cục nhưng vẫn giữ đúng vai trò của một nhân viên kỹ thuật trẻ.</w:t>
+        <w:t>"Bắt sống được Richard Wong không bác?" Tôi hỏi, trong lòng đã biết rõ kết cục nhưng vẫn giữ đúng tác phong của một cán bộ kỹ thuật trẻ.</w:t>
       </w:r>
     </w:p>
     <w:p>
